--- a/report_generator9000/assets/MASTER-LOJA-VIRTUAL.docx
+++ b/report_generator9000/assets/MASTER-LOJA-VIRTUAL.docx
@@ -979,7 +979,7 @@
           <w:sz w:val="22"/>
           <w:szCs w:val="22"/>
         </w:rPr>
-        <w:t xml:space="preserve">Backup do código fonte última versão (data </w:t>
+        <w:t xml:space="preserve">Backup do código fonte na versão mais recente, quando disponibilizado pelo link abaixo (data </w:t>
       </w:r>
       <w:r>
         <w:rPr>
@@ -1029,7 +1029,7 @@
           <w:sz w:val="22"/>
           <w:szCs w:val="22"/>
         </w:rPr>
-        <w:t>Banco de imagens</w:t>
+        <w:t>Banco de imagens, quando disponibilizado pelo link abaixo</w:t>
       </w:r>
     </w:p>
     <w:p>
@@ -1061,7 +1061,7 @@
           <w:sz w:val="22"/>
           <w:szCs w:val="22"/>
         </w:rPr>
-        <w:t>Identidade visual</w:t>
+        <w:t>Identidade visual, quando disponibilizada pelo link abaixo</w:t>
       </w:r>
     </w:p>
     <w:p>
@@ -1093,7 +1093,7 @@
           <w:sz w:val="22"/>
           <w:szCs w:val="22"/>
         </w:rPr>
-        <w:t>Paleta de cores</w:t>
+        <w:t>Paleta de cores, quando disponibilizada pelo link abaixo</w:t>
       </w:r>
     </w:p>
     <w:p>
@@ -1125,7 +1125,7 @@
           <w:sz w:val="22"/>
           <w:szCs w:val="22"/>
         </w:rPr>
-        <w:t>Guia Rápido</w:t>
+        <w:t>Guia Rápido, quando disponibilizado pelo link abaixo</w:t>
       </w:r>
     </w:p>
     <w:p>
@@ -3907,6 +3907,7 @@
     <w:p>
       <w:pPr>
         <w:pStyle w:val="Normal"/>
+        <w:keepNext w:val="true"/>
         <w:tabs>
           <w:tab w:val="clear" w:pos="709"/>
           <w:tab w:val="left" w:pos="426" w:leader="none"/>
@@ -3935,40 +3936,7 @@
           <w:lang w:eastAsia="en-US"/>
           <w14:ligatures w14:val="none"/>
         </w:rPr>
-        <w:t xml:space="preserve">PÁGINA DE LOGIN </w:t>
-      </w:r>
-    </w:p>
-    <w:p>
-      <w:pPr>
-        <w:pStyle w:val="Normal"/>
-        <w:tabs>
-          <w:tab w:val="clear" w:pos="709"/>
-          <w:tab w:val="left" w:pos="426" w:leader="none"/>
-          <w:tab w:val="right" w:pos="8504" w:leader="dot"/>
-        </w:tabs>
-        <w:spacing w:lineRule="auto" w:line="360"/>
-        <w:ind w:hanging="10" w:start="0" w:end="78"/>
-        <w:jc w:val="center"/>
-        <w:rPr>
-          <w:rFonts w:ascii="Montserrat" w:hAnsi="Montserrat" w:eastAsia="Calibri" w:cs="" w:cstheme="minorBidi" w:eastAsiaTheme="minorHAnsi"/>
-          <w:color w:themeColor="text1" w:themeTint="bf" w:val="404040"/>
-          <w:kern w:val="0"/>
-          <w:sz w:val="24"/>
-          <w:szCs w:val="24"/>
-          <w:lang w:eastAsia="en-US"/>
-          <w14:ligatures w14:val="none"/>
-        </w:rPr>
-      </w:pPr>
-      <w:r>
-        <w:rPr>
-          <w:rFonts w:eastAsia="Calibri" w:cs="" w:cstheme="minorBidi" w:eastAsiaTheme="minorHAnsi" w:ascii="Montserrat" w:hAnsi="Montserrat"/>
-          <w:color w:themeColor="text1" w:themeTint="bf" w:val="404040"/>
-          <w:kern w:val="0"/>
-          <w:sz w:val="24"/>
-          <w:szCs w:val="24"/>
-          <w:lang w:eastAsia="en-US"/>
-          <w14:ligatures w14:val="none"/>
-        </w:rPr>
+        <w:t>PÁGINA DE LOGIN</w:t>
       </w:r>
     </w:p>
     <w:p>
@@ -4021,16 +3989,6 @@
     <w:p>
       <w:pPr>
         <w:pStyle w:val="Normal"/>
-        <w:ind w:hanging="0" w:start="0" w:end="78"/>
-        <w:rPr/>
-      </w:pPr>
-      <w:r>
-        <w:rPr/>
-      </w:r>
-    </w:p>
-    <w:p>
-      <w:pPr>
-        <w:pStyle w:val="Normal"/>
         <w:tabs>
           <w:tab w:val="clear" w:pos="709"/>
           <w:tab w:val="left" w:pos="426" w:leader="none"/>
@@ -4038,82 +3996,6 @@
         </w:tabs>
         <w:spacing w:lineRule="auto" w:line="360"/>
         <w:ind w:hanging="10" w:start="0" w:end="78"/>
-        <w:jc w:val="both"/>
-        <w:rPr>
-          <w:rFonts w:ascii="Montserrat Medium" w:hAnsi="Montserrat Medium"/>
-          <w:i/>
-          <w:i/>
-          <w:iCs/>
-          <w:color w:themeColor="text1" w:themeTint="bf" w:val="404040"/>
-        </w:rPr>
-      </w:pPr>
-      <w:r>
-        <w:rPr>
-          <w:rFonts w:ascii="Montserrat Medium" w:hAnsi="Montserrat Medium"/>
-          <w:i/>
-          <w:iCs/>
-        </w:rPr>
-        <w:t>O uso do painel exige acesso autorizado do cliente; esta seção não registra credenciais.</w:t>
-      </w:r>
-    </w:p>
-    <w:p>
-      <w:pPr>
-        <w:pStyle w:val="Normal"/>
-        <w:tabs>
-          <w:tab w:val="clear" w:pos="709"/>
-          <w:tab w:val="left" w:pos="426" w:leader="none"/>
-          <w:tab w:val="right" w:pos="8504" w:leader="dot"/>
-        </w:tabs>
-        <w:spacing w:lineRule="auto" w:line="360"/>
-        <w:ind w:hanging="10" w:start="0" w:end="78"/>
-        <w:jc w:val="both"/>
-        <w:rPr>
-          <w:rFonts w:ascii="Montserrat Light" w:hAnsi="Montserrat Light"/>
-          <w:color w:themeColor="text1" w:themeTint="bf" w:val="404040"/>
-        </w:rPr>
-      </w:pPr>
-      <w:r>
-        <w:rPr>
-          <w:rFonts w:ascii="Montserrat Light" w:hAnsi="Montserrat Light"/>
-          <w:color w:themeColor="text1" w:themeTint="bf" w:val="404040"/>
-        </w:rPr>
-        <w:t>A presença de plugins de segurança e suas regras de bloqueio dependem de inspeção da configuração administrativa.</w:t>
-      </w:r>
-    </w:p>
-    <w:p>
-      <w:pPr>
-        <w:pStyle w:val="Normal"/>
-        <w:tabs>
-          <w:tab w:val="clear" w:pos="709"/>
-          <w:tab w:val="left" w:pos="426" w:leader="none"/>
-          <w:tab w:val="right" w:pos="8504" w:leader="dot"/>
-        </w:tabs>
-        <w:spacing w:lineRule="auto" w:line="360"/>
-        <w:ind w:hanging="10" w:start="0" w:end="78"/>
-        <w:jc w:val="both"/>
-        <w:rPr>
-          <w:rFonts w:ascii="Montserrat Light" w:hAnsi="Montserrat Light"/>
-          <w:color w:themeColor="text1" w:themeTint="bf" w:val="404040"/>
-        </w:rPr>
-      </w:pPr>
-      <w:r>
-        <w:rPr>
-          <w:rFonts w:ascii="Montserrat Light" w:hAnsi="Montserrat Light"/>
-          <w:color w:themeColor="text1" w:themeTint="bf" w:val="404040"/>
-        </w:rPr>
-        <w:t>O cliente deve consultar as políticas de acesso definidas para sua instalação antes de operar o painel.</w:t>
-      </w:r>
-    </w:p>
-    <w:p>
-      <w:pPr>
-        <w:pStyle w:val="Normal"/>
-        <w:tabs>
-          <w:tab w:val="clear" w:pos="709"/>
-          <w:tab w:val="left" w:pos="426" w:leader="none"/>
-          <w:tab w:val="right" w:pos="8504" w:leader="dot"/>
-        </w:tabs>
-        <w:spacing w:lineRule="auto" w:line="360" w:before="0" w:after="153"/>
-        <w:ind w:hanging="0" w:start="0" w:end="78"/>
         <w:jc w:val="center"/>
         <w:rPr>
           <w:rFonts w:ascii="Montserrat" w:hAnsi="Montserrat" w:eastAsia="Calibri" w:cs="" w:cstheme="minorBidi" w:eastAsiaTheme="minorHAnsi"/>
@@ -4127,16 +4009,7 @@
       </w:pPr>
       <w:r>
         <w:rPr>
-          <w:rFonts w:ascii="Montserrat Light" w:hAnsi="Montserrat Light"/>
-          <w:b/>
-          <w:bCs/>
-          <w:color w:themeColor="text1" w:themeTint="bf" w:val="404040"/>
-        </w:rPr>
-        <w:t>PAINEL DE CONFIGURAÇÃO WORDPRESS</w:t>
-      </w:r>
-      <w:r>
-        <w:rPr>
-          <w:rFonts w:eastAsia="Calibri" w:cs="" w:ascii="Montserrat" w:hAnsi="Montserrat" w:cstheme="minorBidi" w:eastAsiaTheme="minorHAnsi"/>
+          <w:rFonts w:eastAsia="Calibri" w:cs="" w:cstheme="minorBidi" w:eastAsiaTheme="minorHAnsi" w:ascii="Montserrat" w:hAnsi="Montserrat"/>
           <w:color w:themeColor="text1" w:themeTint="bf" w:val="404040"/>
           <w:kern w:val="0"/>
           <w:sz w:val="24"/>
@@ -4144,7 +4017,16 @@
           <w:lang w:eastAsia="en-US"/>
           <w14:ligatures w14:val="none"/>
         </w:rPr>
-        <w:t xml:space="preserve"> </w:t>
+      </w:r>
+    </w:p>
+    <w:p>
+      <w:pPr>
+        <w:pStyle w:val="Normal"/>
+        <w:ind w:hanging="0" w:start="0" w:end="78"/>
+        <w:rPr/>
+      </w:pPr>
+      <w:r>
+        <w:rPr/>
       </w:r>
     </w:p>
     <w:p>
@@ -4156,6 +4038,83 @@
           <w:tab w:val="right" w:pos="8504" w:leader="dot"/>
         </w:tabs>
         <w:spacing w:lineRule="auto" w:line="360"/>
+        <w:ind w:hanging="10" w:start="0" w:end="78"/>
+        <w:jc w:val="both"/>
+        <w:rPr>
+          <w:rFonts w:ascii="Montserrat Medium" w:hAnsi="Montserrat Medium"/>
+          <w:i/>
+          <w:i/>
+          <w:iCs/>
+          <w:color w:themeColor="text1" w:themeTint="bf" w:val="404040"/>
+        </w:rPr>
+      </w:pPr>
+      <w:r>
+        <w:rPr>
+          <w:rFonts w:ascii="Montserrat Medium" w:hAnsi="Montserrat Medium"/>
+          <w:i/>
+          <w:iCs/>
+        </w:rPr>
+        <w:t>O uso do painel exige acesso autorizado do cliente; esta seção não registra credenciais.</w:t>
+      </w:r>
+    </w:p>
+    <w:p>
+      <w:pPr>
+        <w:pStyle w:val="Normal"/>
+        <w:tabs>
+          <w:tab w:val="clear" w:pos="709"/>
+          <w:tab w:val="left" w:pos="426" w:leader="none"/>
+          <w:tab w:val="right" w:pos="8504" w:leader="dot"/>
+        </w:tabs>
+        <w:spacing w:lineRule="auto" w:line="360"/>
+        <w:ind w:hanging="10" w:start="0" w:end="78"/>
+        <w:jc w:val="both"/>
+        <w:rPr>
+          <w:rFonts w:ascii="Montserrat Light" w:hAnsi="Montserrat Light"/>
+          <w:color w:themeColor="text1" w:themeTint="bf" w:val="404040"/>
+        </w:rPr>
+      </w:pPr>
+      <w:r>
+        <w:rPr>
+          <w:rFonts w:ascii="Montserrat Light" w:hAnsi="Montserrat Light"/>
+          <w:color w:themeColor="text1" w:themeTint="bf" w:val="404040"/>
+        </w:rPr>
+        <w:t>A presença de plugins de segurança e suas regras de bloqueio dependem de inspeção da configuração administrativa.</w:t>
+      </w:r>
+    </w:p>
+    <w:p>
+      <w:pPr>
+        <w:pStyle w:val="Normal"/>
+        <w:tabs>
+          <w:tab w:val="clear" w:pos="709"/>
+          <w:tab w:val="left" w:pos="426" w:leader="none"/>
+          <w:tab w:val="right" w:pos="8504" w:leader="dot"/>
+        </w:tabs>
+        <w:spacing w:lineRule="auto" w:line="360"/>
+        <w:ind w:hanging="10" w:start="0" w:end="78"/>
+        <w:jc w:val="both"/>
+        <w:rPr>
+          <w:rFonts w:ascii="Montserrat Light" w:hAnsi="Montserrat Light"/>
+          <w:color w:themeColor="text1" w:themeTint="bf" w:val="404040"/>
+        </w:rPr>
+      </w:pPr>
+      <w:r>
+        <w:rPr>
+          <w:rFonts w:ascii="Montserrat Light" w:hAnsi="Montserrat Light"/>
+          <w:color w:themeColor="text1" w:themeTint="bf" w:val="404040"/>
+        </w:rPr>
+        <w:t>O cliente deve consultar as políticas de acesso definidas para sua instalação antes de operar o painel.</w:t>
+      </w:r>
+    </w:p>
+    <w:p>
+      <w:pPr>
+        <w:pStyle w:val="Normal"/>
+        <w:keepNext w:val="true"/>
+        <w:tabs>
+          <w:tab w:val="clear" w:pos="709"/>
+          <w:tab w:val="left" w:pos="426" w:leader="none"/>
+          <w:tab w:val="right" w:pos="8504" w:leader="dot"/>
+        </w:tabs>
+        <w:spacing w:lineRule="auto" w:line="360" w:before="0" w:after="153"/>
         <w:ind w:hanging="0" w:start="0" w:end="78"/>
         <w:jc w:val="center"/>
         <w:rPr>
@@ -4170,14 +4129,12 @@
       </w:pPr>
       <w:r>
         <w:rPr>
-          <w:rFonts w:eastAsia="Calibri" w:cs="" w:cstheme="minorBidi" w:eastAsiaTheme="minorHAnsi" w:ascii="Montserrat" w:hAnsi="Montserrat"/>
-          <w:color w:themeColor="text1" w:themeTint="bf" w:val="404040"/>
-          <w:kern w:val="0"/>
-          <w:sz w:val="24"/>
-          <w:szCs w:val="24"/>
-          <w:lang w:eastAsia="en-US"/>
-          <w14:ligatures w14:val="none"/>
-        </w:rPr>
+          <w:rFonts w:ascii="Montserrat Light" w:hAnsi="Montserrat Light"/>
+          <w:b/>
+          <w:bCs/>
+          <w:color w:themeColor="text1" w:themeTint="bf" w:val="404040"/>
+        </w:rPr>
+        <w:t>PAINEL DE CONFIGURAÇÃO WORDPRESS</w:t>
       </w:r>
     </w:p>
     <w:p>
@@ -4251,6 +4208,39 @@
           <w:tab w:val="right" w:pos="8504" w:leader="dot"/>
         </w:tabs>
         <w:spacing w:lineRule="auto" w:line="360"/>
+        <w:ind w:hanging="0" w:start="0" w:end="78"/>
+        <w:jc w:val="center"/>
+        <w:rPr>
+          <w:rFonts w:ascii="Montserrat" w:hAnsi="Montserrat" w:eastAsia="Calibri" w:cs="" w:cstheme="minorBidi" w:eastAsiaTheme="minorHAnsi"/>
+          <w:color w:themeColor="text1" w:themeTint="bf" w:val="404040"/>
+          <w:kern w:val="0"/>
+          <w:sz w:val="24"/>
+          <w:szCs w:val="24"/>
+          <w:lang w:eastAsia="en-US"/>
+          <w14:ligatures w14:val="none"/>
+        </w:rPr>
+      </w:pPr>
+      <w:r>
+        <w:rPr>
+          <w:rFonts w:eastAsia="Calibri" w:cs="" w:cstheme="minorBidi" w:eastAsiaTheme="minorHAnsi" w:ascii="Montserrat" w:hAnsi="Montserrat"/>
+          <w:color w:themeColor="text1" w:themeTint="bf" w:val="404040"/>
+          <w:kern w:val="0"/>
+          <w:sz w:val="24"/>
+          <w:szCs w:val="24"/>
+          <w:lang w:eastAsia="en-US"/>
+          <w14:ligatures w14:val="none"/>
+        </w:rPr>
+      </w:r>
+    </w:p>
+    <w:p>
+      <w:pPr>
+        <w:pStyle w:val="Normal"/>
+        <w:tabs>
+          <w:tab w:val="clear" w:pos="709"/>
+          <w:tab w:val="left" w:pos="426" w:leader="none"/>
+          <w:tab w:val="right" w:pos="8504" w:leader="dot"/>
+        </w:tabs>
+        <w:spacing w:lineRule="auto" w:line="360"/>
         <w:ind w:hanging="0" w:start="142" w:end="78"/>
         <w:jc w:val="both"/>
         <w:rPr>
@@ -4574,6 +4564,30 @@
           <w:color w:themeColor="text1" w:themeTint="bf" w:val="404040"/>
         </w:rPr>
         <w:t>{{EVIDENCIA_CHECKOUT}}</w:t>
+      </w:r>
+    </w:p>
+    <w:p>
+      <w:pPr>
+        <w:pStyle w:val="Normal"/>
+        <w:keepNext w:val="true"/>
+        <w:tabs>
+          <w:tab w:val="clear" w:pos="709"/>
+          <w:tab w:val="right" w:pos="8504" w:leader="dot"/>
+        </w:tabs>
+        <w:spacing w:lineRule="auto" w:line="360"/>
+        <w:ind w:hanging="0" w:start="0" w:end="78"/>
+        <w:jc w:val="center"/>
+        <w:rPr>
+          <w:rFonts w:ascii="Montserrat Medium" w:hAnsi="Montserrat Medium"/>
+          <w:color w:themeColor="text1" w:themeTint="bf" w:val="404040"/>
+        </w:rPr>
+      </w:pPr>
+      <w:r>
+        <w:rPr>
+          <w:rFonts w:ascii="Montserrat Medium" w:hAnsi="Montserrat Medium"/>
+          <w:color w:themeColor="text1" w:themeTint="bf" w:val="404040"/>
+        </w:rPr>
+        <w:t>LISTA DE PRODUTOS</w:t>
       </w:r>
     </w:p>
     <w:p>
@@ -4641,6 +4655,74 @@
             </a:graphic>
           </wp:anchor>
         </w:drawing>
+      </w:r>
+    </w:p>
+    <w:p>
+      <w:pPr>
+        <w:pStyle w:val="Normal"/>
+        <w:tabs>
+          <w:tab w:val="clear" w:pos="709"/>
+          <w:tab w:val="right" w:pos="8504" w:leader="dot"/>
+        </w:tabs>
+        <w:spacing w:lineRule="auto" w:line="360"/>
+        <w:ind w:hanging="0" w:start="0" w:end="78"/>
+        <w:jc w:val="center"/>
+        <w:rPr>
+          <w:rFonts w:ascii="Montserrat Medium" w:hAnsi="Montserrat Medium"/>
+          <w:color w:themeColor="text1" w:themeTint="bf" w:val="404040"/>
+        </w:rPr>
+      </w:pPr>
+      <w:r>
+        <w:rPr>
+          <w:rFonts w:ascii="Montserrat Medium" w:hAnsi="Montserrat Medium"/>
+          <w:color w:themeColor="text1" w:themeTint="bf" w:val="404040"/>
+        </w:rPr>
+      </w:r>
+    </w:p>
+    <w:p>
+      <w:pPr>
+        <w:pStyle w:val="Normal"/>
+        <w:keepNext w:val="true"/>
+        <w:tabs>
+          <w:tab w:val="clear" w:pos="709"/>
+          <w:tab w:val="right" w:pos="8504" w:leader="dot"/>
+        </w:tabs>
+        <w:spacing w:lineRule="auto" w:line="360"/>
+        <w:ind w:hanging="0" w:start="0" w:end="78"/>
+        <w:jc w:val="center"/>
+        <w:rPr>
+          <w:rFonts w:ascii="Montserrat Medium" w:hAnsi="Montserrat Medium"/>
+          <w:color w:themeColor="text1" w:themeTint="bf" w:val="404040"/>
+        </w:rPr>
+      </w:pPr>
+      <w:r>
+        <w:rPr>
+          <w:rFonts w:ascii="Montserrat Medium" w:hAnsi="Montserrat Medium"/>
+          <w:color w:themeColor="text1" w:themeTint="bf" w:val="404040"/>
+        </w:rPr>
+        <w:t>CONFIGURAÇÃO DE PAGAMENTOS</w:t>
+      </w:r>
+    </w:p>
+    <w:p>
+      <w:pPr>
+        <w:pStyle w:val="Normal"/>
+        <w:tabs>
+          <w:tab w:val="clear" w:pos="709"/>
+          <w:tab w:val="right" w:pos="8504" w:leader="dot"/>
+        </w:tabs>
+        <w:spacing w:lineRule="auto" w:line="360"/>
+        <w:ind w:hanging="0" w:start="0" w:end="78"/>
+        <w:jc w:val="center"/>
+        <w:rPr>
+          <w:rFonts w:ascii="Montserrat Medium" w:hAnsi="Montserrat Medium"/>
+          <w:color w:themeColor="text1" w:themeTint="bf" w:val="404040"/>
+        </w:rPr>
+      </w:pPr>
+      <w:r>
+        <w:rPr>
+          <w:rFonts w:ascii="Montserrat Medium" w:hAnsi="Montserrat Medium"/>
+          <w:color w:themeColor="text1" w:themeTint="bf" w:val="404040"/>
+        </w:rPr>
         <w:drawing>
           <wp:anchor behindDoc="0" distT="0" distB="0" distL="0" distR="0" simplePos="0" locked="0" layoutInCell="0" allowOverlap="1" relativeHeight="55">
             <wp:simplePos x="0" y="0"/>
@@ -4686,6 +4768,80 @@
             </a:graphic>
           </wp:anchor>
         </w:drawing>
+      </w:r>
+    </w:p>
+    <w:p>
+      <w:pPr>
+        <w:pStyle w:val="ListParagraph"/>
+        <w:widowControl/>
+        <w:numPr>
+          <w:ilvl w:val="0"/>
+          <w:numId w:val="0"/>
+        </w:numPr>
+        <w:tabs>
+          <w:tab w:val="clear" w:pos="709"/>
+          <w:tab w:val="right" w:pos="8504" w:leader="dot"/>
+        </w:tabs>
+        <w:suppressAutoHyphens w:val="false"/>
+        <w:spacing w:lineRule="auto" w:line="360"/>
+        <w:ind w:hanging="720" w:start="710" w:end="0"/>
+        <w:jc w:val="start"/>
+        <w:rPr>
+          <w:rFonts w:ascii="Montserrat Medium" w:hAnsi="Montserrat Medium"/>
+          <w:color w:themeColor="text1" w:themeTint="bf" w:val="404040"/>
+        </w:rPr>
+      </w:pPr>
+      <w:r>
+        <w:rPr>
+          <w:rFonts w:ascii="Montserrat Medium" w:hAnsi="Montserrat Medium"/>
+          <w:color w:themeColor="text1" w:themeTint="bf" w:val="404040"/>
+        </w:rPr>
+      </w:r>
+    </w:p>
+    <w:p>
+      <w:pPr>
+        <w:pStyle w:val="Normal"/>
+        <w:keepNext w:val="true"/>
+        <w:tabs>
+          <w:tab w:val="clear" w:pos="709"/>
+          <w:tab w:val="right" w:pos="8504" w:leader="dot"/>
+        </w:tabs>
+        <w:spacing w:lineRule="auto" w:line="360"/>
+        <w:ind w:hanging="0" w:start="0" w:end="78"/>
+        <w:jc w:val="center"/>
+        <w:rPr>
+          <w:rFonts w:ascii="Montserrat Medium" w:hAnsi="Montserrat Medium"/>
+          <w:color w:themeColor="text1" w:themeTint="bf" w:val="404040"/>
+        </w:rPr>
+      </w:pPr>
+      <w:r>
+        <w:rPr>
+          <w:rFonts w:ascii="Montserrat Medium" w:hAnsi="Montserrat Medium"/>
+          <w:color w:themeColor="text1" w:themeTint="bf" w:val="404040"/>
+        </w:rPr>
+        <w:t>CONFIGURAÇÃO DE ENTREGAS</w:t>
+      </w:r>
+    </w:p>
+    <w:p>
+      <w:pPr>
+        <w:pStyle w:val="Normal"/>
+        <w:tabs>
+          <w:tab w:val="clear" w:pos="709"/>
+          <w:tab w:val="right" w:pos="8504" w:leader="dot"/>
+        </w:tabs>
+        <w:spacing w:lineRule="auto" w:line="360"/>
+        <w:ind w:hanging="0" w:start="0" w:end="78"/>
+        <w:jc w:val="center"/>
+        <w:rPr>
+          <w:rFonts w:ascii="Montserrat Medium" w:hAnsi="Montserrat Medium"/>
+          <w:color w:themeColor="text1" w:themeTint="bf" w:val="404040"/>
+        </w:rPr>
+      </w:pPr>
+      <w:r>
+        <w:rPr>
+          <w:rFonts w:ascii="Montserrat Medium" w:hAnsi="Montserrat Medium"/>
+          <w:color w:themeColor="text1" w:themeTint="bf" w:val="404040"/>
+        </w:rPr>
         <w:drawing>
           <wp:anchor behindDoc="0" distT="0" distB="0" distL="0" distR="0" simplePos="0" locked="0" layoutInCell="0" allowOverlap="1" relativeHeight="56">
             <wp:simplePos x="0" y="0"/>
@@ -4735,170 +4891,6 @@
     </w:p>
     <w:p>
       <w:pPr>
-        <w:pStyle w:val="Normal"/>
-        <w:tabs>
-          <w:tab w:val="clear" w:pos="709"/>
-          <w:tab w:val="right" w:pos="8504" w:leader="dot"/>
-        </w:tabs>
-        <w:spacing w:lineRule="auto" w:line="360"/>
-        <w:ind w:hanging="0" w:start="0" w:end="78"/>
-        <w:rPr>
-          <w:rFonts w:ascii="Montserrat Medium" w:hAnsi="Montserrat Medium"/>
-          <w:color w:themeColor="text1" w:themeTint="bf" w:val="404040"/>
-        </w:rPr>
-      </w:pPr>
-      <w:r>
-        <w:rPr>
-          <w:rFonts w:ascii="Montserrat Medium" w:hAnsi="Montserrat Medium"/>
-          <w:color w:themeColor="text1" w:themeTint="bf" w:val="404040"/>
-        </w:rPr>
-      </w:r>
-    </w:p>
-    <w:p>
-      <w:pPr>
-        <w:pStyle w:val="Normal"/>
-        <w:tabs>
-          <w:tab w:val="clear" w:pos="709"/>
-          <w:tab w:val="right" w:pos="8504" w:leader="dot"/>
-        </w:tabs>
-        <w:spacing w:lineRule="auto" w:line="360"/>
-        <w:ind w:hanging="0" w:start="0" w:end="78"/>
-        <w:jc w:val="center"/>
-        <w:rPr>
-          <w:rFonts w:ascii="Montserrat Medium" w:hAnsi="Montserrat Medium"/>
-          <w:color w:themeColor="text1" w:themeTint="bf" w:val="404040"/>
-        </w:rPr>
-      </w:pPr>
-      <w:r>
-        <w:rPr>
-          <w:rFonts w:ascii="Montserrat Medium" w:hAnsi="Montserrat Medium"/>
-          <w:color w:themeColor="text1" w:themeTint="bf" w:val="404040"/>
-        </w:rPr>
-      </w:r>
-    </w:p>
-    <w:p>
-      <w:pPr>
-        <w:pStyle w:val="Normal"/>
-        <w:tabs>
-          <w:tab w:val="clear" w:pos="709"/>
-          <w:tab w:val="right" w:pos="8504" w:leader="dot"/>
-        </w:tabs>
-        <w:spacing w:lineRule="auto" w:line="360"/>
-        <w:ind w:hanging="0" w:start="0" w:end="78"/>
-        <w:jc w:val="center"/>
-        <w:rPr>
-          <w:rFonts w:ascii="Montserrat Medium" w:hAnsi="Montserrat Medium"/>
-          <w:color w:themeColor="text1" w:themeTint="bf" w:val="404040"/>
-        </w:rPr>
-      </w:pPr>
-      <w:r>
-        <w:rPr>
-          <w:rFonts w:ascii="Montserrat Medium" w:hAnsi="Montserrat Medium"/>
-          <w:color w:themeColor="text1" w:themeTint="bf" w:val="404040"/>
-        </w:rPr>
-      </w:r>
-    </w:p>
-    <w:p>
-      <w:pPr>
-        <w:pStyle w:val="Normal"/>
-        <w:tabs>
-          <w:tab w:val="clear" w:pos="709"/>
-          <w:tab w:val="right" w:pos="8504" w:leader="dot"/>
-        </w:tabs>
-        <w:spacing w:lineRule="auto" w:line="360"/>
-        <w:ind w:hanging="0" w:start="0" w:end="78"/>
-        <w:rPr>
-          <w:rFonts w:ascii="Montserrat Light" w:hAnsi="Montserrat Light"/>
-          <w:color w:themeColor="text1" w:themeTint="bf" w:val="404040"/>
-        </w:rPr>
-      </w:pPr>
-      <w:r>
-        <w:rPr>
-          <w:rFonts w:ascii="Montserrat Light" w:hAnsi="Montserrat Light"/>
-          <w:color w:themeColor="text1" w:themeTint="bf" w:val="404040"/>
-        </w:rPr>
-      </w:r>
-    </w:p>
-    <w:p>
-      <w:pPr>
-        <w:pStyle w:val="ListParagraph"/>
-        <w:widowControl/>
-        <w:numPr>
-          <w:ilvl w:val="0"/>
-          <w:numId w:val="0"/>
-        </w:numPr>
-        <w:tabs>
-          <w:tab w:val="clear" w:pos="709"/>
-          <w:tab w:val="right" w:pos="8504" w:leader="dot"/>
-        </w:tabs>
-        <w:suppressAutoHyphens w:val="false"/>
-        <w:spacing w:lineRule="auto" w:line="360"/>
-        <w:ind w:hanging="720" w:start="710" w:end="0"/>
-        <w:jc w:val="start"/>
-        <w:rPr>
-          <w:rFonts w:ascii="Montserrat Medium" w:hAnsi="Montserrat Medium"/>
-          <w:color w:themeColor="text1" w:themeTint="bf" w:val="404040"/>
-        </w:rPr>
-      </w:pPr>
-      <w:r>
-        <w:rPr>
-          <w:rFonts w:ascii="Montserrat Medium" w:hAnsi="Montserrat Medium"/>
-          <w:color w:themeColor="text1" w:themeTint="bf" w:val="404040"/>
-        </w:rPr>
-      </w:r>
-    </w:p>
-    <w:p>
-      <w:pPr>
-        <w:pStyle w:val="ListParagraph"/>
-        <w:numPr>
-          <w:ilvl w:val="0"/>
-          <w:numId w:val="0"/>
-        </w:numPr>
-        <w:tabs>
-          <w:tab w:val="clear" w:pos="709"/>
-          <w:tab w:val="right" w:pos="8504" w:leader="dot"/>
-        </w:tabs>
-        <w:spacing w:lineRule="auto" w:line="360"/>
-        <w:ind w:hanging="0" w:start="710" w:end="0"/>
-        <w:rPr>
-          <w:rFonts w:ascii="Montserrat Medium" w:hAnsi="Montserrat Medium"/>
-          <w:color w:themeColor="text1" w:themeTint="bf" w:val="404040"/>
-        </w:rPr>
-      </w:pPr>
-      <w:r>
-        <w:rPr>
-          <w:rFonts w:ascii="Montserrat Medium" w:hAnsi="Montserrat Medium"/>
-          <w:color w:themeColor="text1" w:themeTint="bf" w:val="404040"/>
-        </w:rPr>
-      </w:r>
-    </w:p>
-    <w:p>
-      <w:pPr>
-        <w:pStyle w:val="ListParagraph"/>
-        <w:numPr>
-          <w:ilvl w:val="0"/>
-          <w:numId w:val="0"/>
-        </w:numPr>
-        <w:tabs>
-          <w:tab w:val="clear" w:pos="709"/>
-          <w:tab w:val="right" w:pos="8504" w:leader="dot"/>
-        </w:tabs>
-        <w:spacing w:lineRule="auto" w:line="360"/>
-        <w:ind w:hanging="0" w:start="710" w:end="0"/>
-        <w:rPr>
-          <w:rFonts w:ascii="Montserrat Medium" w:hAnsi="Montserrat Medium"/>
-          <w:color w:themeColor="text1" w:themeTint="bf" w:val="404040"/>
-        </w:rPr>
-      </w:pPr>
-      <w:r>
-        <w:rPr>
-          <w:rFonts w:ascii="Montserrat Medium" w:hAnsi="Montserrat Medium"/>
-          <w:color w:themeColor="text1" w:themeTint="bf" w:val="404040"/>
-        </w:rPr>
-      </w:r>
-    </w:p>
-    <w:p>
-      <w:pPr>
         <w:pStyle w:val="Heading2"/>
         <w:tabs>
           <w:tab w:val="clear" w:pos="709"/>
@@ -5341,6 +5333,7 @@
     <w:p>
       <w:pPr>
         <w:pStyle w:val="Normal"/>
+        <w:keepNext w:val="true"/>
         <w:spacing w:lineRule="auto" w:line="240"/>
         <w:ind w:hanging="0" w:start="0" w:end="78"/>
         <w:rPr>
@@ -5357,6 +5350,7 @@
           <w:sz w:val="24"/>
           <w:szCs w:val="24"/>
         </w:rPr>
+        <w:t>COMPARTILHAMENTO DECLARADO PELO CONSULTOR</w:t>
       </w:r>
     </w:p>
     <w:p>
@@ -5655,6 +5649,7 @@
     <w:p>
       <w:pPr>
         <w:pStyle w:val="Normal"/>
+        <w:keepNext w:val="true"/>
         <w:spacing w:lineRule="auto" w:line="360" w:before="300" w:after="100"/>
         <w:ind w:hanging="0" w:start="0" w:end="0"/>
         <w:jc w:val="both"/>
@@ -5789,6 +5784,7 @@
     <w:p>
       <w:pPr>
         <w:pStyle w:val="Normal"/>
+        <w:keepNext w:val="true"/>
         <w:spacing w:lineRule="auto" w:line="360" w:before="300" w:after="100"/>
         <w:ind w:hanging="0" w:start="0" w:end="0"/>
         <w:jc w:val="both"/>

--- a/report_generator9000/assets/MASTER-LOJA-VIRTUAL.docx
+++ b/report_generator9000/assets/MASTER-LOJA-VIRTUAL.docx
@@ -4556,7 +4556,7 @@
           <w:rFonts w:ascii="Montserrat Medium" w:hAnsi="Montserrat Medium"/>
           <w:color w:themeColor="text1" w:themeTint="bf" w:val="404040"/>
         </w:rPr>
-        <w:t xml:space="preserve">Evidência do fluxo público de carrinho e checkout: </w:t>
+        <w:t xml:space="preserve">Caminho de compra observado na loja pública: </w:t>
       </w:r>
       <w:r>
         <w:rPr>
